--- a/week-2/bai 1.10/BAI_1_10.docx
+++ b/week-2/bai 1.10/BAI_1_10.docx
@@ -178,7 +178,27 @@
           <w:sz w:val="52"/>
           <w:szCs w:val="52"/>
         </w:rPr>
-        <w:t>PHÂN CÔNG CÔNG VIỆC THUẬT GIẢI HEURISTIC</w:t>
+        <w:t xml:space="preserve">PHÂN CÔNG CÔNG VIỆC </w:t>
+      </w:r>
+      <w:r>
+        <w:rPr>
+          <w:rFonts w:ascii="Times New Roman" w:hAnsi="Times New Roman" w:cs="Times New Roman"/>
+          <w:b/>
+          <w:bCs/>
+          <w:sz w:val="52"/>
+          <w:szCs w:val="52"/>
+        </w:rPr>
+        <w:t>GIẢI THUẬT</w:t>
+      </w:r>
+      <w:r>
+        <w:rPr>
+          <w:rFonts w:ascii="Times New Roman" w:hAnsi="Times New Roman" w:cs="Times New Roman"/>
+          <w:b/>
+          <w:bCs/>
+          <w:sz w:val="52"/>
+          <w:szCs w:val="52"/>
+        </w:rPr>
+        <w:t xml:space="preserve"> HEURISTIC</w:t>
       </w:r>
       <w:r>
         <w:rPr>
@@ -265,25 +285,7 @@
         <w:rPr>
           <w:rFonts w:ascii="Times New Roman" w:hAnsi="Times New Roman" w:cs="Times New Roman"/>
         </w:rPr>
-        <w:t>: N</w:t>
-      </w:r>
-      <w:r>
-        <w:rPr>
-          <w:rFonts w:ascii="Times New Roman" w:hAnsi="Times New Roman" w:cs="Times New Roman"/>
-        </w:rPr>
-        <w:t>hóm</w:t>
-      </w:r>
-      <w:r>
-        <w:rPr>
-          <w:rFonts w:ascii="Times New Roman" w:hAnsi="Times New Roman" w:cs="Times New Roman"/>
-        </w:rPr>
-        <w:t xml:space="preserve"> </w:t>
-      </w:r>
-      <w:r>
-        <w:rPr>
-          <w:rFonts w:ascii="Times New Roman" w:hAnsi="Times New Roman" w:cs="Times New Roman"/>
-        </w:rPr>
-        <w:t>8 (Nhóm 26 cũ)</w:t>
+        <w:t>: Nhóm 8 (Nhóm 26 cũ)</w:t>
       </w:r>
     </w:p>
     <w:p>
@@ -520,7 +522,7 @@
           <w:noProof/>
         </w:rPr>
         <w:pict w14:anchorId="4A23D598">
-          <v:rect id="_x0000_s1028" alt="" style="width:475.5pt;height:.05pt;mso-width-percent:0;mso-height-percent:0;mso-left-percent:-10001;mso-top-percent:-10001;mso-position-horizontal:absolute;mso-position-horizontal-relative:char;mso-position-vertical:absolute;mso-position-vertical-relative:line;mso-width-percent:0;mso-height-percent:0;mso-left-percent:-10001;mso-top-percent:-10001" o:hralign="center" o:hrstd="t" strokeweight="1pt">
+          <v:rect id="_x0000_s1027" alt="" style="width:475.5pt;height:.05pt;mso-width-percent:0;mso-height-percent:0;mso-left-percent:-10001;mso-top-percent:-10001;mso-position-horizontal:absolute;mso-position-horizontal-relative:char;mso-position-vertical:absolute;mso-position-vertical-relative:line;mso-width-percent:0;mso-height-percent:0;mso-left-percent:-10001;mso-top-percent:-10001" o:hralign="center" o:hrstd="t" strokeweight="1pt">
             <v:stroke opacity="0"/>
           </v:rect>
         </w:pict>
@@ -740,7 +742,15 @@
                 <w:rFonts w:ascii="Times New Roman" w:hAnsi="Times New Roman" w:cs="Times New Roman"/>
                 <w:noProof/>
               </w:rPr>
-              <w:t>Thuật giải Heuristic: LPT (Longest Processing Time First)</w:t>
+              <w:t xml:space="preserve">Giải thuật </w:t>
+            </w:r>
+            <w:r>
+              <w:rPr>
+                <w:rStyle w:val="Hyperlink"/>
+                <w:rFonts w:ascii="Times New Roman" w:hAnsi="Times New Roman" w:cs="Times New Roman"/>
+                <w:noProof/>
+              </w:rPr>
+              <w:t>Heuristic: LPT (Longest Processing Time First)</w:t>
             </w:r>
             <w:r>
               <w:rPr>
@@ -1902,7 +1912,7 @@
           <w:rFonts w:ascii="Times New Roman" w:hAnsi="Times New Roman" w:cs="Times New Roman"/>
         </w:rPr>
         <w:pict w14:anchorId="5671E510">
-          <v:rect id="_x0000_i1053" style="width:0;height:1.5pt" o:hralign="center" o:hrstd="t" o:hr="t"/>
+          <v:rect id="_x0000_i1026" style="width:0;height:1.5pt" o:hralign="center" o:hrstd="t" o:hr="t"/>
         </w:pict>
       </w:r>
     </w:p>
@@ -1917,8 +1927,8 @@
           <w:rFonts w:ascii="Times New Roman" w:hAnsi="Times New Roman" w:cs="Times New Roman"/>
         </w:rPr>
       </w:pPr>
-      <w:bookmarkStart w:id="2" w:name="X2670d9953a241fe89536f866d8d7c67ed309459"/>
-      <w:bookmarkStart w:id="3" w:name="_Toc237644218"/>
+      <w:bookmarkStart w:id="2" w:name="_Toc237644218"/>
+      <w:bookmarkStart w:id="3" w:name="X2670d9953a241fe89536f866d8d7c67ed309459"/>
       <w:bookmarkEnd w:id="0"/>
       <w:r>
         <w:rPr>
@@ -1926,7 +1936,7 @@
         </w:rPr>
         <w:t>Thuật giải Heuristic: LPT (Longest Processing Time First)</w:t>
       </w:r>
-      <w:bookmarkEnd w:id="3"/>
+      <w:bookmarkEnd w:id="2"/>
     </w:p>
     <w:p>
       <w:pPr>
@@ -1940,8 +1950,8 @@
           <w:rFonts w:ascii="Times New Roman" w:hAnsi="Times New Roman" w:cs="Times New Roman"/>
         </w:rPr>
       </w:pPr>
-      <w:bookmarkStart w:id="4" w:name="ý-tưởng-thuật-giải"/>
-      <w:bookmarkStart w:id="5" w:name="_Toc237644219"/>
+      <w:bookmarkStart w:id="4" w:name="_Toc237644219"/>
+      <w:bookmarkStart w:id="5" w:name="ý-tưởng-thuật-giải"/>
       <w:r>
         <w:rPr>
           <w:rFonts w:ascii="Times New Roman" w:hAnsi="Times New Roman" w:cs="Times New Roman"/>
@@ -1954,7 +1964,7 @@
         </w:rPr>
         <w:t>Ý tưởng thuật giải</w:t>
       </w:r>
-      <w:bookmarkEnd w:id="5"/>
+      <w:bookmarkEnd w:id="4"/>
     </w:p>
     <w:p>
       <w:pPr>
@@ -2001,13 +2011,7 @@
         <w:rPr>
           <w:rFonts w:ascii="Times New Roman" w:hAnsi="Times New Roman" w:cs="Times New Roman"/>
         </w:rPr>
-        <w:t>Phân công</w:t>
-      </w:r>
-      <w:r>
-        <w:rPr>
-          <w:rFonts w:ascii="Times New Roman" w:hAnsi="Times New Roman" w:cs="Times New Roman"/>
-        </w:rPr>
-        <w:t xml:space="preserve"> lần lượt từng công việc cho máy đang có tổng thời gian làm việc thấp nhất ở thời điểm hiện tại.</w:t>
+        <w:t>Phân công lần lượt từng công việc cho máy đang có tổng thời gian làm việc thấp nhất ở thời điểm hiện tại.</w:t>
       </w:r>
     </w:p>
     <w:p>
@@ -2052,9 +2056,9 @@
           <w:rFonts w:ascii="Times New Roman" w:hAnsi="Times New Roman" w:cs="Times New Roman"/>
         </w:rPr>
       </w:pPr>
-      <w:bookmarkStart w:id="6" w:name="các-bước-thực-hiện"/>
-      <w:bookmarkStart w:id="7" w:name="_Toc237644220"/>
-      <w:bookmarkEnd w:id="4"/>
+      <w:bookmarkStart w:id="6" w:name="_Toc237644220"/>
+      <w:bookmarkStart w:id="7" w:name="các-bước-thực-hiện"/>
+      <w:bookmarkEnd w:id="5"/>
       <w:r>
         <w:rPr>
           <w:rFonts w:ascii="Times New Roman" w:hAnsi="Times New Roman" w:cs="Times New Roman"/>
@@ -2067,7 +2071,7 @@
         </w:rPr>
         <w:t>Các bước thực hiện</w:t>
       </w:r>
-      <w:bookmarkEnd w:id="7"/>
+      <w:bookmarkEnd w:id="6"/>
     </w:p>
     <w:p>
       <w:pPr>
@@ -2820,10 +2824,10 @@
           <w:rFonts w:ascii="Times New Roman" w:hAnsi="Times New Roman" w:cs="Times New Roman"/>
         </w:rPr>
       </w:pPr>
-      <w:bookmarkStart w:id="8" w:name="cài-đặt-chương-trình-c"/>
-      <w:bookmarkStart w:id="9" w:name="_Toc237644221"/>
-      <w:bookmarkEnd w:id="2"/>
-      <w:bookmarkEnd w:id="6"/>
+      <w:bookmarkStart w:id="8" w:name="_Toc237644221"/>
+      <w:bookmarkStart w:id="9" w:name="cài-đặt-chương-trình-c"/>
+      <w:bookmarkEnd w:id="3"/>
+      <w:bookmarkEnd w:id="7"/>
       <w:r>
         <w:rPr>
           <w:rFonts w:ascii="Times New Roman" w:hAnsi="Times New Roman" w:cs="Times New Roman"/>
@@ -2831,7 +2835,7 @@
         <w:lastRenderedPageBreak/>
         <w:t>Cài đặt Chương trình (C++)</w:t>
       </w:r>
-      <w:bookmarkEnd w:id="9"/>
+      <w:bookmarkEnd w:id="8"/>
     </w:p>
     <w:p>
       <w:pPr>
@@ -7061,9 +7065,9 @@
           <w:rFonts w:ascii="Times New Roman" w:hAnsi="Times New Roman" w:cs="Times New Roman"/>
         </w:rPr>
       </w:pPr>
-      <w:bookmarkStart w:id="11" w:name="thực-hiện-kiểm-tra-bài-toán-cụ-thể"/>
-      <w:bookmarkStart w:id="12" w:name="_Toc237644222"/>
-      <w:bookmarkEnd w:id="8"/>
+      <w:bookmarkStart w:id="11" w:name="_Toc237644222"/>
+      <w:bookmarkStart w:id="12" w:name="thực-hiện-kiểm-tra-bài-toán-cụ-thể"/>
+      <w:bookmarkEnd w:id="9"/>
       <w:bookmarkEnd w:id="10"/>
       <w:r>
         <w:rPr>
@@ -7084,7 +7088,7 @@
         </w:rPr>
         <w:t>Thực hiện Kiểm tra Bài toán Cụ thể</w:t>
       </w:r>
-      <w:bookmarkEnd w:id="12"/>
+      <w:bookmarkEnd w:id="11"/>
     </w:p>
     <w:p>
       <w:pPr>
@@ -7094,8 +7098,8 @@
           <w:rFonts w:ascii="Times New Roman" w:hAnsi="Times New Roman" w:cs="Times New Roman"/>
         </w:rPr>
       </w:pPr>
-      <w:bookmarkStart w:id="13" w:name="dãy-công-việc-sau-khi-sắp-xếp-giảm-dần"/>
-      <w:bookmarkStart w:id="14" w:name="_Toc237644223"/>
+      <w:bookmarkStart w:id="13" w:name="_Toc237644223"/>
+      <w:bookmarkStart w:id="14" w:name="dãy-công-việc-sau-khi-sắp-xếp-giảm-dần"/>
       <w:r>
         <w:rPr>
           <w:rStyle w:val="SectionNumber"/>
@@ -7115,7 +7119,7 @@
         </w:rPr>
         <w:t>Dãy công việc sau khi sắp xếp giảm dần</w:t>
       </w:r>
-      <w:bookmarkEnd w:id="14"/>
+      <w:bookmarkEnd w:id="13"/>
     </w:p>
     <w:p>
       <w:pPr>
@@ -7481,9 +7485,9 @@
           <w:rFonts w:ascii="Times New Roman" w:hAnsi="Times New Roman" w:cs="Times New Roman"/>
         </w:rPr>
       </w:pPr>
-      <w:bookmarkStart w:id="15" w:name="X7f11e276a558e0fc581d24ce6cbabd0a53974d8"/>
-      <w:bookmarkStart w:id="16" w:name="_Toc237644224"/>
-      <w:bookmarkEnd w:id="13"/>
+      <w:bookmarkStart w:id="15" w:name="_Toc237644224"/>
+      <w:bookmarkStart w:id="16" w:name="X7f11e276a558e0fc581d24ce6cbabd0a53974d8"/>
+      <w:bookmarkEnd w:id="14"/>
       <w:r>
         <w:rPr>
           <w:rStyle w:val="SectionNumber"/>
@@ -7503,7 +7507,7 @@
         </w:rPr>
         <w:t>Bảng mô phỏng quá trình phân công chi tiết</w:t>
       </w:r>
-      <w:bookmarkEnd w:id="16"/>
+      <w:bookmarkEnd w:id="15"/>
     </w:p>
     <w:p>
       <w:pPr>
@@ -10226,9 +10230,9 @@
           <w:rFonts w:ascii="Times New Roman" w:hAnsi="Times New Roman" w:cs="Times New Roman"/>
         </w:rPr>
       </w:pPr>
-      <w:bookmarkStart w:id="17" w:name="kết-quả-phân-công-cuối-cùng"/>
-      <w:bookmarkStart w:id="18" w:name="_Toc237644225"/>
-      <w:bookmarkEnd w:id="15"/>
+      <w:bookmarkStart w:id="17" w:name="_Toc237644225"/>
+      <w:bookmarkStart w:id="18" w:name="kết-quả-phân-công-cuối-cùng"/>
+      <w:bookmarkEnd w:id="16"/>
       <w:r>
         <w:rPr>
           <w:rStyle w:val="SectionNumber"/>
@@ -10248,7 +10252,7 @@
         </w:rPr>
         <w:t>Kết quả phân công cuối cùng</w:t>
       </w:r>
-      <w:bookmarkEnd w:id="18"/>
+      <w:bookmarkEnd w:id="17"/>
     </w:p>
     <w:p>
       <w:pPr>
@@ -10857,9 +10861,9 @@
           <w:rFonts w:ascii="Times New Roman" w:hAnsi="Times New Roman" w:cs="Times New Roman"/>
         </w:rPr>
       </w:pPr>
-      <w:bookmarkStart w:id="19" w:name="đánh-giá-chất-lượng-phương-án"/>
-      <w:bookmarkStart w:id="20" w:name="_Toc237644226"/>
-      <w:bookmarkEnd w:id="17"/>
+      <w:bookmarkStart w:id="19" w:name="_Toc237644226"/>
+      <w:bookmarkStart w:id="20" w:name="đánh-giá-chất-lượng-phương-án"/>
+      <w:bookmarkEnd w:id="18"/>
       <w:r>
         <w:rPr>
           <w:rStyle w:val="SectionNumber"/>
@@ -10879,7 +10883,7 @@
         </w:rPr>
         <w:t>Đánh giá chất lượng phương án</w:t>
       </w:r>
-      <w:bookmarkEnd w:id="20"/>
+      <w:bookmarkEnd w:id="19"/>
     </w:p>
     <w:p>
       <w:pPr>
@@ -11137,8 +11141,8 @@
         </w:rPr>
         <w:t xml:space="preserve"> tìm được (55) và cận dưới lý tưởng (53.33) chỉ là **1.67 đơn vị thời gian**, chứng tỏ phương án thu được từ Heuristic LPT đạt độ tối ưu rất cao.</w:t>
       </w:r>
-      <w:bookmarkEnd w:id="11"/>
-      <w:bookmarkEnd w:id="19"/>
+      <w:bookmarkEnd w:id="12"/>
+      <w:bookmarkEnd w:id="20"/>
     </w:p>
     <w:sectPr>
       <w:footerReference w:type="default" r:id="rId11"/>
@@ -12416,6 +12420,7 @@
   <w:style w:type="character" w:default="1" w:styleId="DefaultParagraphFont">
     <w:name w:val="Default Paragraph Font"/>
     <w:uiPriority w:val="1"/>
+    <w:semiHidden/>
     <w:unhideWhenUsed/>
   </w:style>
   <w:style w:type="table" w:default="1" w:styleId="TableNormal">
